--- a/docs/a traduire/4/Capitulo_IV_Mecanismos_Vantagem_Competitiva_PT-BR.docx
+++ b/docs/a traduire/4/Capitulo_IV_Mecanismos_Vantagem_Competitiva_PT-BR.docx
@@ -100,7 +100,7 @@
                 <w:color w:val="1A2744"/>
                 <w:sz w:val="22"/>
               </w:rPr>
-              <w:t>76,9 pct do compute IA operacional mundial = EUA</w:t>
+              <w:t>78,9 pct do compute IA operacional mundial = EUA</w:t>
             </w:r>
           </w:p>
         </w:tc>
@@ -142,7 +142,7 @@
                 <w:color w:val="1A2744"/>
                 <w:sz w:val="22"/>
               </w:rPr>
-              <w:t>3,46:1 razao CACI EUA/UE (Power Mode)</w:t>
+              <w:t>3,64:1 razao CACI EUA/UE (Power Mode)</w:t>
             </w:r>
           </w:p>
         </w:tc>
@@ -682,7 +682,7 @@
           <w:color w:val="202020"/>
           <w:sz w:val="22"/>
         </w:rPr>
-        <w:t>Esse deficit de investimento, combinado com a assimetria de compute e os custos energeticos, produz um gap de produtividade IA condicional. Em nossa modelagem, distinguimos o potencial teorico (identico para EUA e UE com estruturas setoriais comparaveis) e o potencial realizavel, que depende do acesso efetivo ao compute. Com um CACI(EUA)/CACI(UE) de 3,46:1 em Power Mode (Capitulo III) no snapshot do painel de abril de 2026, o potencial realizavel europeu e estruturalmente inferior. Traduzido em scores CACI normalizados, a UE situa-se em 28,9 contra um benchmark dos EUA de 100, a Franca em 25,3, a Alemanha em 5,4 - o gap nao e portanto de 7 a 12 vezes inferior como sugeriam analises anteriores, mas precisamente de 3,46 para 1 em intensidade competitiva ajustada ao compute, com forte variacao entre os Estados-membros.</w:t>
+        <w:t>Esse deficit de investimento, combinado com a assimetria de compute e os custos energeticos, produz um gap de produtividade IA condicional. Em nossa modelagem, distinguimos o potencial teorico (identico para EUA e UE com estruturas setoriais comparaveis) e o potencial realizavel, que depende do acesso efetivo ao compute. Com um CACI(EUA)/CACI(UE) de 3,64:1 em Power Mode (Capitulo III) no snapshot do painel de abril de 2026, o potencial realizavel europeu e estruturalmente inferior. Traduzido em scores CACI normalizados, a UE situa-se em 28,9 contra um benchmark dos EUA de 100, a Franca em 25,3, a Alemanha em 5,4 - o gap nao e portanto de 7 a 12 vezes inferior como sugeriam analises anteriores, mas precisamente de 3,46 para 1 em intensidade competitiva ajustada ao compute, com forte variacao entre os Estados-membros.</w:t>
       </w:r>
     </w:p>
     <w:p>
@@ -847,7 +847,7 @@
           <w:color w:val="202020"/>
           <w:sz w:val="22"/>
         </w:rPr>
-        <w:t>Os quatro canais identificados formam um sistema reforcador. A assimetria de compute (Capitulo III) alimenta custos de treinamento diferenciados (4.1), que reforcam a dependencia da nuvem dos EUA (4.2), que restringe a produtividade realizavel (4.3), que retarda o investimento europeu e reforca a captura de rendas pelos atores americanos (4.4), que por sua vez amplia o gap de compute. Com o snapshot de abril de 2026 - 76,9 por cento de parcela de compute operacional, 1,59x de custo energetico ajustado-PPA e uma razao CACI Power Mode de 3,46:1 - esse circulo constitui o que Farrell e Newman (2019) descreveriam como uma weaponizacao da interdependencia estrutural: a dependencia europeia da infraestrutura americana, inicialmente fundada na eficiencia economica, torna-se uma alavanca de poder geopolitico quando instrumentalizada por medidas como a Secao 232.</w:t>
+        <w:t>Os quatro canais identificados formam um sistema reforcador. A assimetria de compute (Capitulo III) alimenta custos de treinamento diferenciados (4.1), que reforcam a dependencia da nuvem dos EUA (4.2), que restringe a produtividade realizavel (4.3), que retarda o investimento europeu e reforca a captura de rendas pelos atores americanos (4.4), que por sua vez amplia o gap de compute. Com o snapshot de abril de 2026 - 76,9 por cento de parcela de compute operacional, 1,59x de custo energetico ajustado-PPA e uma razao CACI Power Mode de 3,64:1 - esse circulo constitui o que Farrell e Newman (2019) descreveriam como uma weaponizacao da interdependencia estrutural: a dependencia europeia da infraestrutura americana, inicialmente fundada na eficiencia economica, torna-se uma alavanca de poder geopolitico quando instrumentalizada por medidas como a Secao 232.</w:t>
       </w:r>
     </w:p>
     <w:p>
@@ -1943,7 +1943,7 @@
                 <w:color w:val="202020"/>
                 <w:sz w:val="20"/>
               </w:rPr>
-              <w:t>3,46:1</w:t>
+              <w:t>3,64:1</w:t>
             </w:r>
           </w:p>
         </w:tc>

--- a/docs/a traduire/4/Capitulo_IV_Mecanismos_Vantagem_Competitiva_PT-BR.docx
+++ b/docs/a traduire/4/Capitulo_IV_Mecanismos_Vantagem_Competitiva_PT-BR.docx
@@ -142,7 +142,7 @@
                 <w:color w:val="1A2744"/>
                 <w:sz w:val="22"/>
               </w:rPr>
-              <w:t>3,64:1 razao CACI EUA/UE (Power Mode)</w:t>
+              <w:t>3,47:1 razao CACI EUA/UE (Power Mode)</w:t>
             </w:r>
           </w:p>
         </w:tc>
@@ -682,7 +682,7 @@
           <w:color w:val="202020"/>
           <w:sz w:val="22"/>
         </w:rPr>
-        <w:t>Esse deficit de investimento, combinado com a assimetria de compute e os custos energeticos, produz um gap de produtividade IA condicional. Em nossa modelagem, distinguimos o potencial teorico (identico para EUA e UE com estruturas setoriais comparaveis) e o potencial realizavel, que depende do acesso efetivo ao compute. Com um CACI(EUA)/CACI(UE) de 3,64:1 em Power Mode (Capitulo III) no snapshot do painel de abril de 2026, o potencial realizavel europeu e estruturalmente inferior. Traduzido em scores CACI normalizados, a UE situa-se em 28,9 contra um benchmark dos EUA de 100, a Franca em 25,3, a Alemanha em 5,4 - o gap nao e portanto de 7 a 12 vezes inferior como sugeriam analises anteriores, mas precisamente de 3,46 para 1 em intensidade competitiva ajustada ao compute, com forte variacao entre os Estados-membros.</w:t>
+        <w:t>Esse deficit de investimento, combinado com a assimetria de compute e os custos energeticos, produz um gap de produtividade IA condicional. Em nossa modelagem, distinguimos o potencial teorico (identico para EUA e UE com estruturas setoriais comparaveis) e o potencial realizavel, que depende do acesso efetivo ao compute. Com um CACI(EUA)/CACI(UE) de 3,47:1 em Power Mode (Capitulo III) no snapshot do painel de abril de 2026, o potencial realizavel europeu e estruturalmente inferior. Traduzido em scores CACI normalizados, a UE situa-se em 28,9 contra um benchmark dos EUA de 100, a Franca em 25,3, a Alemanha em 5,4 - o gap nao e portanto de 7 a 12 vezes inferior como sugeriam analises anteriores, mas precisamente de 3,46 para 1 em intensidade competitiva ajustada ao compute, com forte variacao entre os Estados-membros.</w:t>
       </w:r>
     </w:p>
     <w:p>
@@ -847,7 +847,7 @@
           <w:color w:val="202020"/>
           <w:sz w:val="22"/>
         </w:rPr>
-        <w:t>Os quatro canais identificados formam um sistema reforcador. A assimetria de compute (Capitulo III) alimenta custos de treinamento diferenciados (4.1), que reforcam a dependencia da nuvem dos EUA (4.2), que restringe a produtividade realizavel (4.3), que retarda o investimento europeu e reforca a captura de rendas pelos atores americanos (4.4), que por sua vez amplia o gap de compute. Com o snapshot de abril de 2026 - 76,9 por cento de parcela de compute operacional, 1,59x de custo energetico ajustado-PPA e uma razao CACI Power Mode de 3,64:1 - esse circulo constitui o que Farrell e Newman (2019) descreveriam como uma weaponizacao da interdependencia estrutural: a dependencia europeia da infraestrutura americana, inicialmente fundada na eficiencia economica, torna-se uma alavanca de poder geopolitico quando instrumentalizada por medidas como a Secao 232.</w:t>
+        <w:t>Os quatro canais identificados formam um sistema reforcador. A assimetria de compute (Capitulo III) alimenta custos de treinamento diferenciados (4.1), que reforcam a dependencia da nuvem dos EUA (4.2), que restringe a produtividade realizavel (4.3), que retarda o investimento europeu e reforca a captura de rendas pelos atores americanos (4.4), que por sua vez amplia o gap de compute. Com o snapshot de abril de 2026 - 76,9 por cento de parcela de compute operacional, 1,59x de custo energetico ajustado-PPA e uma razao CACI Power Mode de 3,47:1 - esse circulo constitui o que Farrell e Newman (2019) descreveriam como uma weaponizacao da interdependencia estrutural: a dependencia europeia da infraestrutura americana, inicialmente fundada na eficiencia economica, torna-se uma alavanca de poder geopolitico quando instrumentalizada por medidas como a Secao 232.</w:t>
       </w:r>
     </w:p>
     <w:p>
@@ -1943,7 +1943,7 @@
                 <w:color w:val="202020"/>
                 <w:sz w:val="20"/>
               </w:rPr>
-              <w:t>3,64:1</w:t>
+              <w:t>3,47:1</w:t>
             </w:r>
           </w:p>
         </w:tc>

--- a/docs/a traduire/4/Capitulo_IV_Mecanismos_Vantagem_Competitiva_PT-BR.docx
+++ b/docs/a traduire/4/Capitulo_IV_Mecanismos_Vantagem_Competitiva_PT-BR.docx
@@ -277,7 +277,7 @@
           <w:color w:val="555555"/>
           <w:sz w:val="22"/>
         </w:rPr>
-        <w:t>O Capitulo III estabeleceu os fatos: os Estados Unidos concentram 76,9 por cento do compute IA operacional mundial (49,9 por cento se incluidos os clusters planejados), 45 por cento do consumo eletrico dos data centers, e controlam 70 por cento do mercado de nuvem europeu por meio de tres hyperscalers. Este capitulo analisa os mecanismos pelos quais essa assimetria de compute se traduz em vantagem competitiva mensuravel. Identificamos quatro canais de transmissao: custos de treinamento como barreira a entrada, concentracao de nuvem como vetor de dependencia, produtividade diferenciada por regiao e captura de rendas de inovacao pelos primeiros entrantes.</w:t>
+        <w:t>O Capitulo III estabeleceu os fatos: os Estados Unidos concentram 78,9 por cento do compute IA operacional mundial (49,9 por cento se incluidos os clusters planejados), 45 por cento do consumo eletrico dos data centers, e controlam 70 por cento do mercado de nuvem europeu por meio de tres hyperscalers. Este capitulo analisa os mecanismos pelos quais essa assimetria de compute se traduz em vantagem competitiva mensuravel. Identificamos quatro canais de transmissao: custos de treinamento como barreira a entrada, concentracao de nuvem como vetor de dependencia, produtividade diferenciada por regiao e captura de rendas de inovacao pelos primeiros entrantes.</w:t>
       </w:r>
     </w:p>
     <w:p>
@@ -847,7 +847,7 @@
           <w:color w:val="202020"/>
           <w:sz w:val="22"/>
         </w:rPr>
-        <w:t>Os quatro canais identificados formam um sistema reforcador. A assimetria de compute (Capitulo III) alimenta custos de treinamento diferenciados (4.1), que reforcam a dependencia da nuvem dos EUA (4.2), que restringe a produtividade realizavel (4.3), que retarda o investimento europeu e reforca a captura de rendas pelos atores americanos (4.4), que por sua vez amplia o gap de compute. Com o snapshot de abril de 2026 - 76,9 por cento de parcela de compute operacional, 1,59x de custo energetico ajustado-PPA e uma razao CACI Power Mode de 3,47:1 - esse circulo constitui o que Farrell e Newman (2019) descreveriam como uma weaponizacao da interdependencia estrutural: a dependencia europeia da infraestrutura americana, inicialmente fundada na eficiencia economica, torna-se uma alavanca de poder geopolitico quando instrumentalizada por medidas como a Secao 232.</w:t>
+        <w:t>Os quatro canais identificados formam um sistema reforcador. A assimetria de compute (Capitulo III) alimenta custos de treinamento diferenciados (4.1), que reforcam a dependencia da nuvem dos EUA (4.2), que restringe a produtividade realizavel (4.3), que retarda o investimento europeu e reforca a captura de rendas pelos atores americanos (4.4), que por sua vez amplia o gap de compute. Com o snapshot de abril de 2026 - 78,9 por cento de parcela de compute operacional, 1,59x de custo energetico ajustado-PPA e uma razao CACI Power Mode de 3,47:1 - esse circulo constitui o que Farrell e Newman (2019) descreveriam como uma weaponizacao da interdependencia estrutural: a dependencia europeia da infraestrutura americana, inicialmente fundada na eficiencia economica, torna-se uma alavanca de poder geopolitico quando instrumentalizada por medidas como a Secao 232.</w:t>
       </w:r>
     </w:p>
     <w:p>
